--- a/data/demo-files/Initech-Mutual-NDA-v0-we-sent.docx
+++ b/data/demo-files/Initech-Mutual-NDA-v0-we-sent.docx
@@ -23,7 +23,7 @@
         <w:jc w:val="both"/>
       </w:pPr>
       <w:r>
-        <w:t xml:space="preserve">This Agreement is made between PortSwigger Ltd, a company registered in England and Wales ("PortSwigger"), and Initech Software Ltd, a Delaware corporation whose principal office is at 200 Harbor Drive, Boston, Massachusetts ("Initech").</w:t>
+        <w:t xml:space="preserve">This Agreement is made between PortSwigger Ltd, a company registered in England and Wales ("PortSwigger"), and Initech Software Ltd, a California corporation whose principal office is at 4120 Freidrich Lane, Austin, Texas ("Initech").</w:t>
       </w:r>
     </w:p>
     <w:p>
@@ -401,7 +401,7 @@
         <w:jc w:val="both"/>
       </w:pPr>
       <w:r>
-        <w:t xml:space="preserve">Signed for and on behalf of PortSwigger Ltd by [Authorised Signatory], Director. Signed for and on behalf of Initech Software Ltd by Dana Whitfield, General Counsel.</w:t>
+        <w:t xml:space="preserve">Signed for and on behalf of PortSwigger Ltd by [Authorised Signatory], Director. Signed for and on behalf of Initech Software Ltd by Priya Nair, General Counsel.</w:t>
       </w:r>
     </w:p>
     <w:sectPr>

--- a/data/demo-files/Initech-Mutual-NDA-v0-we-sent.docx
+++ b/data/demo-files/Initech-Mutual-NDA-v0-we-sent.docx
@@ -23,7 +23,7 @@
         <w:jc w:val="both"/>
       </w:pPr>
       <w:r>
-        <w:t xml:space="preserve">This Agreement is made between PortSwigger Ltd, a company registered in England and Wales ("PortSwigger"), and Initech Software Ltd, a California corporation whose principal office is at 4120 Freidrich Lane, Austin, Texas ("Initech").</w:t>
+        <w:t xml:space="preserve">This Agreement is made between Example Ltd, a company registered in England and Wales ("Example"), and Initech Software Ltd, a California corporation whose principal office is at 4120 Freidrich Lane, Austin, Texas ("Initech").</w:t>
       </w:r>
     </w:p>
     <w:p>
@@ -401,7 +401,7 @@
         <w:jc w:val="both"/>
       </w:pPr>
       <w:r>
-        <w:t xml:space="preserve">Signed for and on behalf of PortSwigger Ltd by [Authorised Signatory], Director. Signed for and on behalf of Initech Software Ltd by Priya Nair, General Counsel.</w:t>
+        <w:t xml:space="preserve">Signed for and on behalf of Example Ltd by [Authorised Signatory], Director. Signed for and on behalf of Initech Software Ltd by Priya Nair, General Counsel.</w:t>
       </w:r>
     </w:p>
     <w:sectPr>
